--- a/3_DOCUMENTACAO_PROJETO/manuais/Verimulta_Credenciamento_SENATRAN_Serpro.docx
+++ b/3_DOCUMENTACAO_PROJETO/manuais/Verimulta_Credenciamento_SENATRAN_Serpro.docx
@@ -67,7 +67,7 @@
           <w:sz w:val="20"/>
           <w:szCs w:val="20"/>
         </w:rPr>
-        <w:t xml:space="preserve">20/09/2026</w:t>
+        <w:t xml:space="preserve">21/09/2026</w:t>
       </w:r>
       <w:r>
         <w:rPr>
@@ -1391,7 +1391,7 @@
       <w:pPr>
         <w:spacing w:after="200"/>
       </w:pPr>
-      <w:hyperlink w:history="1" r:id="rIdgqu4yhvrc68ucq39bjfjj">
+      <w:hyperlink w:history="1" r:id="rIdme0btc3ylloqgagedc7e0">
         <w:r>
           <w:rPr>
             <w:rStyle w:val="Hyperlink"/>
@@ -1508,7 +1508,7 @@
       <w:pPr>
         <w:spacing w:after="90"/>
       </w:pPr>
-      <w:hyperlink w:history="1" r:id="rIdkedijhjwjrq1z52o1iqfh">
+      <w:hyperlink w:history="1" r:id="rIdqpeslnw1_muig5hkvu9vp">
         <w:r>
           <w:rPr>
             <w:rStyle w:val="Hyperlink"/>
@@ -1568,7 +1568,7 @@
         </w:rPr>
         <w:t xml:space="preserve">Acesse </w:t>
       </w:r>
-      <w:hyperlink w:history="1" r:id="rId26q_rclpx2xyffjrj4a1k">
+      <w:hyperlink w:history="1" r:id="rId5sdxp9_7fkoadhpsaqpel">
         <w:r>
           <w:rPr>
             <w:rStyle w:val="Hyperlink"/>
